--- a/fra/docx/22.content.docx
+++ b/fra/docx/22.content.docx
@@ -136,13 +136,6 @@
         <w:rPr>
           <w:lang w:val="fr_FR" w:bidi="fr_FR"/>
         </w:rPr>
-      </w:r>
-      <w:r>
-        <w:rPr>
-          <w:i/>
-          <w:lang w:val="fr_FR" w:bidi="fr_FR"/>
-        </w:rPr>
-        <w:t>Cantique des cantiques 1.1, Cantique des cantiques 1.2, Cantique des Cantiques 1.2 (#2), Cantique des Cantiques 1.3, Cantique des Cantiques 1.4, Cantique des Cantiques 1.5, Cantique des Cantiques 1.6, Cantique des Cantiques 1.6 (#2), Cantique des Cantiques 1.7, Cantique des Cantiques 1.8, Cantique des Cantiques 1.9, Cantique des Cantiques 1.10, Cantique des Cantiques 1.11, Cantique des Cantiques 1.12, Cantique des Cantiques 1.13, Cantique des Cantiques 1.14, Cantique des Cantiques 1.15, Cantique des Cantiques 1.16, Cantique des Cantiques 1.17, Cantique des Cantiques 2.1, Cantique des Cantiques 2.2, Cantique des Cantiques 2.3, Cantique des Cantiques 2.3 (#2), Cantique des Cantiques 2.3 (#3), Cantique des Cantiques 2.4, Cantique des Cantiques 2.4 (#2), Cantique des Cantiques 2.5, Cantique des Cantiques 2.6, Cantique des Cantiques 2.7, Cantique des Cantiques 2.8, Cantique des Cantiques 2.8 (#2), Cantique des Cantiques 2.9, Cantique des Cantiques 2.10, Cantique des Cantiques 2.11, Cantique des Cantiques 2.12, Cantique des Cantiques 2.12 (#2), Cantique des Cantiques 2.13, Cantique des Cantiques 2.13 (#2), Cantique des Cantiques 2.14, Cantique des Cantiques 2.14 (#2), Cantique des Cantiques 2.15, Cantique des Cantiques 2.16, Cantique des Cantiques 2.16 (#2), Cantique des Cantiques 2.16 (#3), Cantique des Cantiques 2.17, Cantique des Cantiques 2.17 (#2), Cantique des Cantiques 2.17 (#3), Cantique des Cantiques 3.1, Cantique des Cantiques 3.2, Cantique des Cantiques 3.3, Cantique des Cantiques 3.4, Cantique des Cantiques 3.4 (#2), Cantique des Cantiques 3.5, Cantique des Cantiques 3.6–7, Cantique des Cantiques 3.8, Cantique des Cantiques 3.9, Cantique des Cantiques 3.10, Cantique des Cantiques 3.11, Cantique des Cantiques 3.11 (#2), Cantique des Cantiques 4.1, Cantique des Cantiques 4.1 (#2), Cantique des Cantiques 4.2, Cantique des Cantiques 4.3, Cantique des Cantiques 4.3 (#2), Cantique des Cantiques 4.4, Cantique des Cantiques 4.5, Cantique des Cantiques 4.6, Cantique des Cantiques 4.7, Cantique des Cantiques 4.7 (#2), Cantique des Cantiques 4.9, Cantique des Cantiques 4.10 (#2), Cantique des Cantiques 4.10, Cantique des Cantiques 4.11, Cantique des Cantiques 4.11 (#2), Cantique des Cantiques 4.12, Cantique des Cantiques 4.15, Cantique des Cantiques 4.16, Cantique des Cantiques 4.16 (#2), Cantique des Cantiques 5.1, Cantique des Cantiques 5.2, Cantique des Cantiques 5.3, Cantique des Cantiques 5.4, Cantique des Cantiques 5.5, Cantique des Cantiques 5.6, Cantique des Cantiques 5.7, Cantique des Cantiques 5.8, Cantique des Cantiques 5.8 (#2), Cantique des Cantiques 5.9, Cantique des Cantiques 5.10, Cantique des Cantiques 5.11, Cantique des Cantiques 5.12, Cantique des Cantiques 5.13, Cantique des Cantiques 5.14, Cantique des Cantiques 5.15, Cantique des Cantiques 5.16, Cantique des Cantiques 6.1, Cantique des Cantiques 6.1 (#2), Cantique des Cantiques 6.2, Cantique des Cantiques 6.3, Cantique des Cantiques 6.3 (#2), Cantique des Cantiques 6.4, Cantique des Cantiques 6.4 (#2), Cantique des Cantiques 6.5, Cantique des Cantiques 6.5 (#2), Cantique des Cantiques 6.6, Cantique des Cantiques 6.7, Cantique des Cantiques 6.8, Cantique des Cantiques 6.9, Cantique des Cantiques 6.9 (#2), Cantique des Cantiques 6.10, Cantique des Cantiques 6.11, Cantique des Cantiques 6.12, Cantique des Cantiques 6.13, Cantique des cantiques 6.13 (#2), Cantique des Cantiques 7.1, Cantique des Cantiques 7.2, Cantique des Cantiques 7.3, Cantique des Cantiques 7.4, Cantique des Cantiques 7.5, Cantique des Cantiques 7.7, Cantique des Cantiques 7.8, Cantique des Cantiques 7.9, Cantique des Cantiques 7.10, Cantique des Cantiques 7.11, Cantique des Cantiques 7.12, Cantique des Cantiques 7.12 (#2), Cantique des Cantiques 7.13, Cantique des Cantiques 7.13 (#2), Cantique des Cantiques 8.1, Cantique des Cantiques 8.2, Cantique des Cantiques 8.3, Cantique des Cantiques 8.4, Cantique des Cantiques 8.5, Cantique des Cantiques 8.5 (#2), Cantique des Cantiques 8.6, Cantique des Cantiques 8.7, Cantique des Cantiques 8.8, Cantique des Cantiques 8.9, Cantique des Cantiques 8.9 (#2), Cantique des Cantiques 8.10, Cantique des Cantiques 8.11, Cantique des Cantiques 8.12, Cantique des Cantiques 8.13, Cantique des Cantiques 8.14</w:t>
       </w:r>
       <w:r>
         <w:rPr>

--- a/fra/docx/22.content.docx
+++ b/fra/docx/22.content.docx
@@ -123,19 +123,6 @@
           <w:lang w:val="fr_FR" w:bidi="fr_FR"/>
         </w:rPr>
         <w:t>SNG</w:t>
-      </w:r>
-      <w:r>
-        <w:rPr>
-          <w:lang w:val="fr_FR" w:bidi="fr_FR"/>
-        </w:rPr>
-      </w:r>
-    </w:p>
-    <w:p>
-      <w:pPr/>
-      <w:r>
-        <w:rPr>
-          <w:lang w:val="fr_FR" w:bidi="fr_FR"/>
-        </w:rPr>
       </w:r>
       <w:r>
         <w:rPr>

--- a/fra/docx/22.content.docx
+++ b/fra/docx/22.content.docx
@@ -19,7 +19,7 @@
         <w:rPr>
           <w:lang w:val="fr_FR" w:bidi="fr_FR"/>
         </w:rPr>
-        <w:t>Resource: Questions de Traduction (unfoldingWord)</w:t>
+        <w:t>Resource: unfoldingWord® Translation Questions</w:t>
       </w:r>
       <w:r>
         <w:rPr>
@@ -85,7 +85,7 @@
         <w:rPr>
           <w:lang w:val="fr_FR" w:bidi="fr_FR"/>
         </w:rPr>
-        <w:t>Questions de Traduction (unfoldingWord)</w:t>
+        <w:t>unfoldingWord® Translation Questions</w:t>
       </w:r>
     </w:p>
     <w:p>

--- a/fra/docx/22.content.docx
+++ b/fra/docx/22.content.docx
@@ -4983,6 +4983,69 @@
         <w:rPr>
           <w:lang w:val="fr_FR" w:bidi="fr_FR"/>
         </w:rPr>
+        <w:t>Cantique des Cantiques 4.13–14</w:t>
+      </w:r>
+      <w:r>
+        <w:rPr>
+          <w:lang w:val="fr_FR" w:bidi="fr_FR"/>
+        </w:rPr>
+      </w:r>
+    </w:p>
+    <w:p>
+      <w:pPr/>
+      <w:r>
+        <w:rPr>
+          <w:lang w:val="fr_FR" w:bidi="fr_FR"/>
+        </w:rPr>
+      </w:r>
+      <w:r>
+        <w:rPr>
+          <w:b/>
+          <w:lang w:val="fr_FR" w:bidi="fr_FR"/>
+        </w:rPr>
+        <w:t>À quoi est-ce que les jets de la femme sont comparés ?</w:t>
+      </w:r>
+    </w:p>
+    <w:p>
+      <w:pPr/>
+      <w:r>
+        <w:rPr>
+          <w:lang w:val="fr_FR" w:bidi="fr_FR"/>
+        </w:rPr>
+      </w:r>
+      <w:r>
+        <w:rPr>
+          <w:lang w:val="fr_FR" w:bidi="fr_FR"/>
+        </w:rPr>
+        <w:t xml:space="preserve">Les jets de la femme sont comparés à un jardin avec des grenadiers, des fruits excellents et toutes sortes d'épices raffinées. </w:t>
+      </w:r>
+      <w:r>
+        <w:rPr>
+          <w:lang w:val="fr_FR" w:bidi="fr_FR"/>
+        </w:rPr>
+      </w:r>
+      <w:r>
+        <w:rPr>
+          <w:lang w:val="fr_FR" w:bidi="fr_FR"/>
+        </w:rPr>
+      </w:r>
+    </w:p>
+    <w:p>
+      <w:pPr/>
+      <w:r>
+        <w:rPr>
+          <w:lang w:val="fr_FR" w:bidi="fr_FR"/>
+        </w:rPr>
+      </w:r>
+    </w:p>
+    <w:p>
+      <w:pPr>
+        <w:pStyle w:val="Heading2"/>
+      </w:pPr>
+      <w:r>
+        <w:rPr>
+          <w:lang w:val="fr_FR" w:bidi="fr_FR"/>
+        </w:rPr>
         <w:t>Cantique des Cantiques 4.15</w:t>
       </w:r>
       <w:r>
@@ -7490,6 +7553,69 @@
         <w:rPr>
           <w:lang w:val="fr_FR" w:bidi="fr_FR"/>
         </w:rPr>
+      </w:r>
+      <w:r>
+        <w:rPr>
+          <w:lang w:val="fr_FR" w:bidi="fr_FR"/>
+        </w:rPr>
+      </w:r>
+      <w:r>
+        <w:rPr>
+          <w:lang w:val="fr_FR" w:bidi="fr_FR"/>
+        </w:rPr>
+      </w:r>
+    </w:p>
+    <w:p>
+      <w:pPr/>
+      <w:r>
+        <w:rPr>
+          <w:lang w:val="fr_FR" w:bidi="fr_FR"/>
+        </w:rPr>
+      </w:r>
+    </w:p>
+    <w:p>
+      <w:pPr>
+        <w:pStyle w:val="Heading2"/>
+      </w:pPr>
+      <w:r>
+        <w:rPr>
+          <w:lang w:val="fr_FR" w:bidi="fr_FR"/>
+        </w:rPr>
+        <w:t>Cantique des Cantiques 6.13 (#3)</w:t>
+      </w:r>
+      <w:r>
+        <w:rPr>
+          <w:lang w:val="fr_FR" w:bidi="fr_FR"/>
+        </w:rPr>
+      </w:r>
+    </w:p>
+    <w:p>
+      <w:pPr/>
+      <w:r>
+        <w:rPr>
+          <w:lang w:val="fr_FR" w:bidi="fr_FR"/>
+        </w:rPr>
+      </w:r>
+      <w:r>
+        <w:rPr>
+          <w:b/>
+          <w:lang w:val="fr_FR" w:bidi="fr_FR"/>
+        </w:rPr>
+        <w:t>Quelle question est posée à propos de la Sulamithe ?</w:t>
+      </w:r>
+    </w:p>
+    <w:p>
+      <w:pPr/>
+      <w:r>
+        <w:rPr>
+          <w:lang w:val="fr_FR" w:bidi="fr_FR"/>
+        </w:rPr>
+      </w:r>
+      <w:r>
+        <w:rPr>
+          <w:lang w:val="fr_FR" w:bidi="fr_FR"/>
+        </w:rPr>
+        <w:t>Pourquoi regarder la Sulamithe ?</w:t>
       </w:r>
       <w:r>
         <w:rPr>
